--- a/klagomålsmail/A 9538-2024 FSC-klagomål mail.docx
+++ b/klagomålsmail/A 9538-2024 FSC-klagomål mail.docx
@@ -11,7 +11,7 @@
     </w:p>
     <w:p>
       <w:r>
-        <w:t>Vi vill informera om att det i avverkningsanmälan A 9538-2024 i Salems kommun har hittats 6 naturvårdsarter varav 4 är rödlistade.</w:t>
+        <w:t>Vi vill informera om att det i avverkningsanmälan A 9538-2024 i Salems kommun har hittats 9 naturvårdsarter varav 6 är rödlistade.</w:t>
       </w:r>
     </w:p>
     <w:p>

--- a/klagomålsmail/A 9538-2024 FSC-klagomål mail.docx
+++ b/klagomålsmail/A 9538-2024 FSC-klagomål mail.docx
@@ -11,7 +11,7 @@
     </w:p>
     <w:p>
       <w:r>
-        <w:t>Vi vill informera om att det i avverkningsanmälan A 9538-2024 i Salems kommun har hittats 9 naturvårdsarter varav 6 är rödlistade.</w:t>
+        <w:t>Vi vill informera om att det i avverkningsanmälan A 9538-2024 i Salems kommun har hittats 11 naturvårdsarter varav 6 är rödlistade.</w:t>
       </w:r>
     </w:p>
     <w:p>

--- a/klagomålsmail/A 9538-2024 FSC-klagomål mail.docx
+++ b/klagomålsmail/A 9538-2024 FSC-klagomål mail.docx
@@ -11,7 +11,7 @@
     </w:p>
     <w:p>
       <w:r>
-        <w:t>Vi vill informera om att det i avverkningsanmälan A 9538-2024 i Salems kommun har hittats 27 naturvårdsarter varav 13 är rödlistade.</w:t>
+        <w:t>Vi vill informera om att det i avverkningsanmälan A 9538-2024 i Salems kommun har hittats 28 naturvårdsarter varav 13 är rödlistade.</w:t>
       </w:r>
     </w:p>
     <w:p>

--- a/klagomålsmail/A 9538-2024 FSC-klagomål mail.docx
+++ b/klagomålsmail/A 9538-2024 FSC-klagomål mail.docx
@@ -11,7 +11,7 @@
     </w:p>
     <w:p>
       <w:r>
-        <w:t>Vi vill informera om att det i avverkningsanmälan A 9538-2024 i Salems kommun har hittats 28 naturvårdsarter varav 13 är rödlistade.</w:t>
+        <w:t>Vi vill informera om att det i avverkningsanmälan A 9538-2024 i Salems kommun har hittats 31 naturvårdsarter varav 13 är rödlistade.</w:t>
       </w:r>
     </w:p>
     <w:p>

--- a/klagomålsmail/A 9538-2024 FSC-klagomål mail.docx
+++ b/klagomålsmail/A 9538-2024 FSC-klagomål mail.docx
@@ -11,7 +11,7 @@
     </w:p>
     <w:p>
       <w:r>
-        <w:t>Vi vill informera om att det i avverkningsanmälan A 9538-2024 i Salems kommun har hittats 31 naturvårdsarter varav 13 är rödlistade.</w:t>
+        <w:t>Vi vill informera om att det i avverkningsanmälan A 9538-2024 i Salems kommun har hittats 32 naturvårdsarter varav 14 är rödlistade.</w:t>
       </w:r>
     </w:p>
     <w:p>

--- a/klagomålsmail/A 9538-2024 FSC-klagomål mail.docx
+++ b/klagomålsmail/A 9538-2024 FSC-klagomål mail.docx
@@ -11,7 +11,7 @@
     </w:p>
     <w:p>
       <w:r>
-        <w:t>Vi vill informera om att det i avverkningsanmälan A 9538-2024 i Salems kommun har hittats 32 naturvårdsarter varav 14 är rödlistade.</w:t>
+        <w:t>Vi vill informera om att det i och inom 24 meter från avverkningsanmälan A 9538-2024 i Salems kommun har hittats 36 naturvårdsarter varav 17 är rödlistade.</w:t>
       </w:r>
     </w:p>
     <w:p>
